--- a/source/reference_documents/tertiary_documents/implementation/Static Analysis/perform analysis/Static Analysis - Perform Analysis.docx
+++ b/source/reference_documents/tertiary_documents/implementation/Static Analysis/perform analysis/Static Analysis - Perform Analysis.docx
@@ -43,7 +43,7 @@
         <w:t xml:space="preserve">Version </w:t>
       </w:r>
       <w:r>
-        <w:t>2</w:t>
+        <w:t>3</w:t>
       </w:r>
     </w:p>
     <w:p>
@@ -60,7 +60,7 @@
         <w:rPr>
           <w:noProof/>
         </w:rPr>
-        <w:t>2/4/26 12:43 PM</w:t>
+        <w:t>2/16/26 8:48 AM</w:t>
       </w:r>
       <w:r>
         <w:fldChar w:fldCharType="end"/>
@@ -1133,6 +1133,24 @@
         <w:t>Also, since standalone static analysis tools are typically database backed and maintain historical data, the storage for the static analysis database should be reviewed in order to ensure that it is sufficient.</w:t>
       </w:r>
     </w:p>
+    <w:p>
+      <w:pPr>
+        <w:pStyle w:val="Note"/>
+      </w:pPr>
+      <w:r>
+        <w:rPr>
+          <w:b/>
+          <w:bCs/>
+          <w:color w:val="0070C0"/>
+        </w:rPr>
+        <w:t>Note:</w:t>
+      </w:r>
+      <w:r>
+        <w:tab/>
+        <w:t>There may be the desire to enable cybersecurity-relevant settings for non-static analysis tools directly in order to provide direct developer feedback. This should be avoided until the scale of the issues is understood.</w:t>
+      </w:r>
+    </w:p>
+    <w:p/>
     <w:p>
       <w:r>
         <w:br w:type="page"/>

--- a/source/reference_documents/tertiary_documents/implementation/Static Analysis/perform analysis/Static Analysis - Perform Analysis.docx
+++ b/source/reference_documents/tertiary_documents/implementation/Static Analysis/perform analysis/Static Analysis - Perform Analysis.docx
@@ -43,7 +43,7 @@
         <w:t xml:space="preserve">Version </w:t>
       </w:r>
       <w:r>
-        <w:t>3</w:t>
+        <w:t>4</w:t>
       </w:r>
     </w:p>
     <w:p>
@@ -60,7 +60,7 @@
         <w:rPr>
           <w:noProof/>
         </w:rPr>
-        <w:t>2/16/26 8:48 AM</w:t>
+        <w:t>4/6/26 1:31 PM</w:t>
       </w:r>
       <w:r>
         <w:fldChar w:fldCharType="end"/>
@@ -644,7 +644,7 @@
       </w:pPr>
       <w:r>
         <w:lastRenderedPageBreak/>
-        <w:t>Instrument Element</w:t>
+        <w:t>Perform Analysis</w:t>
       </w:r>
       <w:r>
         <w:t xml:space="preserve"> </w:t>
